--- a/arb/docx/20.content.docx
+++ b/arb/docx/20.content.docx
@@ -147,13 +147,6 @@
         <w:rPr>
           <w:lang w:val="ar_AE" w:bidi="ar_AE"/>
         </w:rPr>
-      </w:r>
-      <w:r>
-        <w:rPr>
-          <w:i/>
-          <w:lang w:val="ar_AE" w:bidi="ar_AE"/>
-        </w:rPr>
-        <w:t>الأمثال 1: 1, الأمثال 1: 3, الأمثال 1: 5, الأمثال 1: 7, الأمثال 1: 8, الأمثال ١ :١٠, الأمثال 1: 13, الأمثال 1: 16, الأمثال 1: 19, الأمثال 1: 20–21, الأمثال 1: 24–25, الأمثال 1: 26, الأمثال 1: 28, الأمثال 1: 31, الأمثال 1: 33, الأمثال ٢: ١, الأمثال 2: 3–4, الأمثال ٢: ٥, الأمثال ٢: ٧, الأمثال ٢: ٩, الأمثال 2: 11–13, الأمثال 2: 15, الأمثال 2: 17, الأمثال 2: 18, الأمثال 2: 20, الأمثال ٢: ٢١, الأمثال ٢ :٢٢, الأمثال 3: 1–2, الأمثال 3: 3, الأمثال 3: 5, الأمثال 3: 7, الأمثال 3: 9, الأمثال 3: 12, الأمثال 3: 14, الأمثال 3: 17, الأمثال 3: 19, الأمثال 3: 21–22, الأمثال 3: 24, الأمثال 3: 25, الأمثال 3: 27, الأمثال 3: 29, الأمثال 3: 32, الأمثال 3: 34, الأمثال ٣: ٣٥, الأمثال 4: 1–2, الأمثال 4: 4, الأمثال 4: 6, الأمثال 4: 8–9, الأمثال 4: 11, الأمثال 4: 13, الأمثال 4: 14–15, الأمثال ٤: ١٦, الأمثال ٤: ١٨, الأمثال 4: 19, الأمثال 4: 23, الأمثال 4: 24, الأمثال 4: 25, الأمثال 5: 1, الأمثال 5: 4, الأمثال 5: 5, الأمثال 5: 8, الأمثال 5: 9, الأمثال 5: 11, الأمثال 5: 12, الأمثال 5: 15, الأمثال 5: 18, الأمثال 5: 19, الأمثال 5: 21, الأمثال 5: 22, الأمثال 6: 1–2, الأمثال 6: 3, الأمثال 6: 6, الأمثال 6: 8, الأمثال 6: 11, الأمثال 6: 12, الأمثال 6: 15, الأمثال 6: 16, الأمثال 6: 18, الأمثال 6: 19, الأمثال 6: 23, الأمثال 6: 26, الأمثال 6: 30, الأمثال 6: 32, الأمثال 6: 35, الأمثال 7: 1–2, الأمثال 7: 4–5, الأمثال 7: 6–7, الأمثال 7: 10, الأمثال ٧: ١٢, الأمثال 7: 14, الأمثال 7: 15, الأمثال 7: 16–18, الأمثال 7: 19, الأمثال 7: 22, الأمثال 7: 23, الأمثال 7: 25, الأمثال 7: 27, الأمثال 8: 1–3, الأمثال 8: 4, الأمثال 8: 6–7, الأمثال 8: 11, الأمثال ٨: ١٣, الأمثال 8: 15–16, الأمثال 8: 19, الأمثال 8: 21, الأمثال 8: 23, الأمثال 8: 26–27, الأمثال 8: 30, الأمثال 8: 31, الأمثال 8 :35, الأمثال 8: 36, الأمثال 9: 1, الأمثال 9: 3–4, الأمثال 9: 6, الأمثال 9: 7–8, الأمثال 9: 8, الأمثال 9: 10, الأمثال 9: 10 (#2), الأمثال 9: 13, الأمثال 9: 17, الأمثال 9: 18, الأمثال 10: 1, الأمثال 10: 3, الأمثال 10: 4, الأمثال 10: 6, الأمثال 10: 8, الأمثال 10: 12, الأمثال 10: 13, الأمثال 10: 17, الأمثال 10: 19, الأمثال 10: 22, الأمثال 10: 25, الأمثال 10: 26, الأمثال 10: 27, الأمثال 10: 29, الأمثال 10: 31, الأمثال 11: 2, الأمثال 11: 4, الأمثال 11: 6, الأمثال 11: 8, الأمثال 11: 9, الأمثال 11: 13, الأمثال 11: 15, الأمثال 11: 18, الأمثال 11: 20, الأمثال 11: 21, الأمثال 11: 24, الأمثال 11: 25, الأمثال 11: 28, الأمثال 11: 30, الأمثال 11: 31, الأمثال ١٢: ١, الأمثال 12: 2, الأمثال 12: 4, الأمثال ١٢ :٥, الأمثال 12: 7, الأمثال 12: 10, الأمثال 12: 13, الأمثال 12: 15, الأمثال 12: 18, الأمثال 12: 20, الأمثال 12: 22, الأمثال 12: 24, الأمثال 12: 26, الأمثال 12: 28, الأمثال ١٣: ١, الأمثال 13: 3, الأمثال 13: 4, الأمثال 13: 7, الأمثال 13: 8, الأمثال 13: 10, الأمثال 13: 11, الأمثال 13: 14, الأمثال 13: 16, الأمثال 13: 18, الأمثال 13: 20, الأمثال 13: 22, الأمثال 13: 24, الأمثال 13: 25, الأمثال 14: 1, الأمثال 14: 2, الأمثال 14: 5, الأمثال 14: 7, الأمثال 14: 11, الأمثال 14: 11 (#2), الأمثال 14: 14, الأمثال 14: 16, الأمثال 14: 17, الأمثال 14: 19, الأمثال 14: 22, الأمثال 14: 23, الأمثال 14: 27, الأمثال 14: 29, الأمثال 14: 31, الأمثال 14: 34, الأمثال 15: 1, الأمثال 15: 3, الأمثال 15: 5, الأمثال 15: 8, الأمثال 15: 10, الأمثال 15: 13, الأمثال 15: 16, الأمثال 15: 18, الأمثال 15: 20, الأمثال 15: 22, الأمثال 15: 25, الأمثال 15: 28, الأمثال 15: 31, الأمثال 15: 33, الأمثال 16: 2, الأمثال 16: 4, الأمثال 16: 6, الأمثال 16: 9, الأمثال 16: 12, الأمثال 16: 14, الأمثال 16: 16, الأمثال 16: 18, الأمثال 16: 20, الأمثال 16: 23, الأمثال 16: 25, الأمثال 16: 28, الأمثال 16: 30, الأمثال 16: 31, الأمثال 16: 32, الأمثال 16: 33, الأمثال 17: 2, الأمثال 17: 4, الأمثال 17: 5, الأمثال 17: 8, الأمثال 17: 10, الأمثال 17: 12, الأمثال 17: 14, الأمثال 17: 15, الأمثال 17: 18, الأمثال 17: 20, الأمثال 17: 22, الأمثال 17: 25, الأمثال 17: 28, الأمثال 18: 2, الأمثال 18: 3, الأمثال 18: 6, الأمثال 18: 8, الأمثال 18: 10, الأمثال 18: 12, الأمثال 18: 14, الأمثال 18: 17, الأمثال 18: 19, الأمثال 18: 21, الأمثال 18: 23, الأمثال 19: 2, الأمثال 19: 5, الأمثال 19: 7, الأمثال 19: 8, الأمثال 19: 11, الأمثال 19: 13, الأمثال 19: 14, الأمثال 19: 17, الأمثال 19: 19, الأمثال 19: 20, الأمثال 19: 23, الأمثال 19: 24, الأمثال 19: 26, الأمثال 19: 28, الأمثال 20: 2, الأمثال 20: 3, الأمثال 20: 6, الأمثال 20: 9, الأمثال 20: 11, الأمثال 20: 13, الأمثال 20: 15, الأمثال 20: 17, الأمثال 20: 20, الأمثال 20: 22, الأمثال 20: 25, الأمثال 20: 28, الأمثال 20: 29, الأمثال 21: 1, الأمثال 21: 3, الأمثال 21: 6, الأمثال 21: 7, الأمثال 21: 10, الأمثال 21: 11, الأمثال 21: 14, الأمثال 21: 16, الأمثال 21: 19, الأمثال 21: 22, الأمثال 21: 24, الأمثال 21: 27, الأمثال 21: 30, الأمثال 21: 31, الأمثال 22: 2, الأمثال 22: 4, الأمثال 22: 6, الأمثال 22: 7, الأمثال 22: 10, الأمثال 22: 13, الأمثال 22: 14, الأمثال 22: 15, الأمثال 22: 19, الأمثال 22: 22, الأمثال 22: 23, الأمثال 22: 25, الأمثال 22: 27, الأمثال 22: 28, الأمثال 23: 1, الأمثال 23: 4, الأمثال 23: 5, الأمثال 23: 7, الأمثال 23: 9, الأمثال 23: 11, الأمثال 23: 13, الأمثال 23: 16, الأمثال 23: 20, الأمثال 23: 23, الأمثال 23: 26, الأمثال 23: 28, الأمثال 23: 29–30, الأمثال 23: 33, الأمثال 23: 35, الأمثال 24: 1, الأمثال 24: 3, الأمثال 24: 5, الأمثال 24: 8, الأمثال 24: 10, الأمثال 24: 12, الأمثال 24: 15, الأمثال 24: 17–18, الأمثال 24: 20, الأمثال 24: 21, الأمثال 24: 24, الأمثال 24: 26, الأمثال 24: 29, الأمثال 24: 30–31, الأمثال 24: 34, الأمثال 25: 1, الأمثال 25: 2, أمثال 25: 5, الأمثال 25: 7, الأمثال 25: 7–8, الأمثال 25: 13, الأمثال 25: 15, الأمثال 25: 17, الأمثال 25: 19, الأمثال 25: 21, الأمثال 25: 22, الأمثال 26: 2, الأمثال 26: 4, الأمثال 26: 6, الأمثال 26: 10, أمثال 26: 11, الأمثال 26: 14, الأمثال 26: 16, الأمثال 26: 19, الأمثال 26: 21, الأمثال 26: 24, الأمثال 26: 27, الأمثال 26: 28, الأمثال 27: 1, الأمثال 27: 3, الأمثال 27: 6, الأمثال 27: 7, الأمثال 27: 10, الأمثال 27: 12, الأمثال 27: 14, الأمثال 27: 15–16, الأمثال 27: 17, الأمثال 27: 20, الأمثال 27: 22, الأمثال 27: 24, الأمثال 27: 26, الأمثال 28: 1, الأمثال 28: 4, الأمثال 28: 6, الأمثال 28: 8, الأمثال 28: 10, الأمثال 28: 12, الأمثال 28: 13, الأمثال 28: 16, الأمثال 28: 17, الأمثال 28: 19, الأمثال 28: 22, الأمثال 28: 25, الأمثال 28: 27, الأمثال 29: 1, الأمثال 29: 3, الأمثال 29: 6, الأمثال 29: 8, الأمثال 29: 10, الأمثال 29: 11, الأمثال 29: 14, الأمثال 29: 17, الأمثال 29: 18, الأمثال 29: 20, الأمثال 29: 23, الأمثال 29: 25, الأمثال 29: 27, الأمثال 30: 1, الأمثال 30: 3, الأمثال 30: 6, الأمثال 30: 8, الأمثال 30: 9, الأمثال 30: 11–12, الأمثال 30: 14, الأمثال 30: 15–16, الأمثال 30: 19, الأمثال 30: 22, الأمثال 30: 27, الأمثال 30: 30, الأمثال 30: 32, الأمثال 30: 33, الأمثال 31: 1, الأمثال 31: 3, الأمثال 31: 5, الأمثال 31: 7, الأمثال 31: 9, الأمثال 31: 10, الأمثال 31: 12, الأمثال 31: 15, الأمثال 31: 17, الأمثال 31: 20, الأمثال 31: 23, الأمثال 31: 26, الأمثال 31: 28, الأمثال 31: 30</w:t>
       </w:r>
       <w:r>
         <w:rPr>

--- a/arb/docx/20.content.docx
+++ b/arb/docx/20.content.docx
@@ -132,21 +132,6 @@
           <w:lang w:val="ar_AE" w:bidi="ar_AE"/>
         </w:rPr>
         <w:t>PRO</w:t>
-      </w:r>
-      <w:r>
-        <w:rPr>
-          <w:lang w:val="ar_AE" w:bidi="ar_AE"/>
-        </w:rPr>
-      </w:r>
-    </w:p>
-    <w:p>
-      <w:pPr>
-        <w:bidi/>
-      </w:pPr>
-      <w:r>
-        <w:rPr>
-          <w:lang w:val="ar_AE" w:bidi="ar_AE"/>
-        </w:rPr>
       </w:r>
       <w:r>
         <w:rPr>

--- a/arb/docx/20.content.docx
+++ b/arb/docx/20.content.docx
@@ -22,7 +22,7 @@
         <w:rPr>
           <w:lang w:val="ar_AE" w:bidi="ar_AE"/>
         </w:rPr>
-        <w:t>Resource: أسئلة الترجمة (unfoldingWord)</w:t>
+        <w:t>Resource: unfoldingWord® Translation Questions</w:t>
       </w:r>
       <w:r>
         <w:rPr>
@@ -91,7 +91,7 @@
         <w:rPr>
           <w:lang w:val="ar_AE" w:bidi="ar_AE"/>
         </w:rPr>
-        <w:t>أسئلة الترجمة (unfoldingWord)</w:t>
+        <w:t>unfoldingWord® Translation Questions</w:t>
       </w:r>
     </w:p>
     <w:p>
